--- a/Lab_03/Lab_03 Linuha.docx
+++ b/Lab_03/Lab_03 Linuha.docx
@@ -1,6 +1,6 @@
 
 <file path=word/document.xml><?xml version="1.0" encoding="utf-8"?>
-<w:document xmlns:wpc="http://schemas.microsoft.com/office/word/2010/wordprocessingCanvas" xmlns:mc="http://schemas.openxmlformats.org/markup-compatibility/2006" xmlns:o="urn:schemas-microsoft-com:office:office" xmlns:r="http://schemas.openxmlformats.org/officeDocument/2006/relationships" xmlns:m="http://schemas.openxmlformats.org/officeDocument/2006/math" xmlns:v="urn:schemas-microsoft-com:vml" xmlns:wp14="http://schemas.microsoft.com/office/word/2010/wordprocessingDrawing" xmlns:wp="http://schemas.openxmlformats.org/drawingml/2006/wordprocessingDrawing" xmlns:w10="urn:schemas-microsoft-com:office:word" xmlns:w="http://schemas.openxmlformats.org/wordprocessingml/2006/main" xmlns:w14="http://schemas.microsoft.com/office/word/2010/wordml" xmlns:w15="http://schemas.microsoft.com/office/word/2012/wordml" xmlns:wpg="http://schemas.microsoft.com/office/word/2010/wordprocessingGroup" xmlns:wpi="http://schemas.microsoft.com/office/word/2010/wordprocessingInk" xmlns:wne="http://schemas.microsoft.com/office/word/2006/wordml" xmlns:wps="http://schemas.microsoft.com/office/word/2010/wordprocessingShape" mc:Ignorable="w14 w15 wp14">
+<w:document xmlns:wpc="http://schemas.microsoft.com/office/word/2010/wordprocessingCanvas" xmlns:cx="http://schemas.microsoft.com/office/drawing/2014/chartex" xmlns:cx1="http://schemas.microsoft.com/office/drawing/2015/9/8/chartex" xmlns:cx2="http://schemas.microsoft.com/office/drawing/2015/10/21/chartex" xmlns:cx3="http://schemas.microsoft.com/office/drawing/2016/5/9/chartex" xmlns:cx4="http://schemas.microsoft.com/office/drawing/2016/5/10/chartex" xmlns:cx5="http://schemas.microsoft.com/office/drawing/2016/5/11/chartex" xmlns:cx6="http://schemas.microsoft.com/office/drawing/2016/5/12/chartex" xmlns:cx7="http://schemas.microsoft.com/office/drawing/2016/5/13/chartex" xmlns:cx8="http://schemas.microsoft.com/office/drawing/2016/5/14/chartex" xmlns:mc="http://schemas.openxmlformats.org/markup-compatibility/2006" xmlns:aink="http://schemas.microsoft.com/office/drawing/2016/ink" xmlns:am3d="http://schemas.microsoft.com/office/drawing/2017/model3d" xmlns:o="urn:schemas-microsoft-com:office:office" xmlns:oel="http://schemas.microsoft.com/office/2019/extlst" xmlns:r="http://schemas.openxmlformats.org/officeDocument/2006/relationships" xmlns:m="http://schemas.openxmlformats.org/officeDocument/2006/math" xmlns:v="urn:schemas-microsoft-com:vml" xmlns:wp14="http://schemas.microsoft.com/office/word/2010/wordprocessingDrawing" xmlns:wp="http://schemas.openxmlformats.org/drawingml/2006/wordprocessingDrawing" xmlns:w10="urn:schemas-microsoft-com:office:word" xmlns:w="http://schemas.openxmlformats.org/wordprocessingml/2006/main" xmlns:w14="http://schemas.microsoft.com/office/word/2010/wordml" xmlns:w15="http://schemas.microsoft.com/office/word/2012/wordml" xmlns:w16cex="http://schemas.microsoft.com/office/word/2018/wordml/cex" xmlns:w16cid="http://schemas.microsoft.com/office/word/2016/wordml/cid" xmlns:w16="http://schemas.microsoft.com/office/word/2018/wordml" xmlns:w16du="http://schemas.microsoft.com/office/word/2023/wordml/word16du" xmlns:w16sdtdh="http://schemas.microsoft.com/office/word/2020/wordml/sdtdatahash" xmlns:w16sdtfl="http://schemas.microsoft.com/office/word/2024/wordml/sdtformatlock" xmlns:w16se="http://schemas.microsoft.com/office/word/2015/wordml/symex" xmlns:wpg="http://schemas.microsoft.com/office/word/2010/wordprocessingGroup" xmlns:wpi="http://schemas.microsoft.com/office/word/2010/wordprocessingInk" xmlns:wne="http://schemas.microsoft.com/office/word/2006/wordml" xmlns:wps="http://schemas.microsoft.com/office/word/2010/wordprocessingShape" mc:Ignorable="w14 w15 w16se w16cid w16 w16cex w16sdtdh w16sdtfl w16du wp14">
   <w:body>
     <w:p>
       <w:r>
@@ -9,10 +9,10 @@
           <w:lang w:val="ru-RU" w:eastAsia="ru-RU"/>
         </w:rPr>
         <w:drawing>
-          <wp:inline distT="0" distB="0" distL="0" distR="0" wp14:anchorId="28FA0BB2" wp14:editId="1756479A">
-            <wp:extent cx="5274310" cy="1660525"/>
-            <wp:effectExtent l="0" t="0" r="2540" b="0"/>
-            <wp:docPr id="1" name="Рисунок 1"/>
+          <wp:inline distT="0" distB="0" distL="0" distR="0" wp14:anchorId="2D16D4A3" wp14:editId="377A0CC5">
+            <wp:extent cx="5274310" cy="2966720"/>
+            <wp:effectExtent l="0" t="0" r="2540" b="5080"/>
+            <wp:docPr id="1818889133" name="Рисунок 1"/>
             <wp:cNvGraphicFramePr>
               <a:graphicFrameLocks xmlns:a="http://schemas.openxmlformats.org/drawingml/2006/main" noChangeAspect="1"/>
             </wp:cNvGraphicFramePr>
@@ -20,7 +20,7 @@
               <a:graphicData uri="http://schemas.openxmlformats.org/drawingml/2006/picture">
                 <pic:pic xmlns:pic="http://schemas.openxmlformats.org/drawingml/2006/picture">
                   <pic:nvPicPr>
-                    <pic:cNvPr id="1" name=""/>
+                    <pic:cNvPr id="1818889133" name=""/>
                     <pic:cNvPicPr/>
                   </pic:nvPicPr>
                   <pic:blipFill>
@@ -32,7 +32,7 @@
                   <pic:spPr>
                     <a:xfrm>
                       <a:off x="0" y="0"/>
-                      <a:ext cx="5274310" cy="1660525"/>
+                      <a:ext cx="5274310" cy="2966720"/>
                     </a:xfrm>
                     <a:prstGeom prst="rect">
                       <a:avLst/>
@@ -1213,21 +1213,7 @@
         <w:rPr>
           <w:lang w:val="ru-RU"/>
         </w:rPr>
-        <w:t xml:space="preserve"> (домашняя папка </w:t>
-      </w:r>
-      <w:proofErr w:type="spellStart"/>
-      <w:r>
-        <w:rPr>
-          <w:lang w:val="ru-RU"/>
-        </w:rPr>
-        <w:t>суперпользователя</w:t>
-      </w:r>
-      <w:proofErr w:type="spellEnd"/>
-      <w:r>
-        <w:rPr>
-          <w:lang w:val="ru-RU"/>
-        </w:rPr>
-        <w:t xml:space="preserve">) и </w:t>
+        <w:t xml:space="preserve"> (домашняя папка суперпользователя) и </w:t>
       </w:r>
       <w:r>
         <w:rPr>
@@ -1250,8 +1236,6 @@
         </w:rPr>
         <w:t>»</w:t>
       </w:r>
-      <w:bookmarkStart w:id="0" w:name="_GoBack"/>
-      <w:bookmarkEnd w:id="0"/>
       <w:r>
         <w:rPr>
           <w:lang w:val="ru-RU"/>
@@ -1308,11 +1292,9 @@
         </w:rPr>
         <w:t>«</w:t>
       </w:r>
-      <w:proofErr w:type="spellStart"/>
       <w:r>
         <w:t>ls</w:t>
       </w:r>
-      <w:proofErr w:type="spellEnd"/>
       <w:r>
         <w:rPr>
           <w:lang w:val="ru-RU"/>
@@ -1377,55 +1359,7 @@
         <w:rPr>
           <w:lang w:val="ru-RU"/>
         </w:rPr>
-        <w:t xml:space="preserve">Оператор перенаправления </w:t>
-      </w:r>
-      <w:r>
-        <w:rPr>
-          <w:lang w:val="ru-RU"/>
-        </w:rPr>
-        <w:t>«</w:t>
-      </w:r>
-      <w:r>
-        <w:rPr>
-          <w:lang w:val="ru-RU"/>
-        </w:rPr>
-        <w:t>&gt;</w:t>
-      </w:r>
-      <w:r>
-        <w:rPr>
-          <w:lang w:val="ru-RU"/>
-        </w:rPr>
-        <w:t>»</w:t>
-      </w:r>
-      <w:r>
-        <w:rPr>
-          <w:lang w:val="ru-RU"/>
-        </w:rPr>
-        <w:t xml:space="preserve"> перезаписывает файл, полностью заменяя его предыдущее содержимое новым выводом. Оператор </w:t>
-      </w:r>
-      <w:r>
-        <w:rPr>
-          <w:lang w:val="ru-RU"/>
-        </w:rPr>
-        <w:t>«</w:t>
-      </w:r>
-      <w:r>
-        <w:rPr>
-          <w:lang w:val="ru-RU"/>
-        </w:rPr>
-        <w:t>&gt;&gt;</w:t>
-      </w:r>
-      <w:r>
-        <w:rPr>
-          <w:lang w:val="ru-RU"/>
-        </w:rPr>
-        <w:t>»</w:t>
-      </w:r>
-      <w:r>
-        <w:rPr>
-          <w:lang w:val="ru-RU"/>
-        </w:rPr>
-        <w:t xml:space="preserve"> работает в режиме добавления: он дописывает новые данные в конец файла, не удаляя то, что там уже было.</w:t>
+        <w:t>Оператор перенаправления «&gt;» перезаписывает файл, полностью заменяя его предыдущее содержимое новым выводом. Оператор «&gt;&gt;» работает в режиме добавления: он дописывает новые данные в конец файла, не удаляя то, что там уже было.</w:t>
       </w:r>
     </w:p>
     <w:p>
@@ -1497,10 +1431,7 @@
         <w:t>«</w:t>
       </w:r>
       <w:r>
-        <w:t>H</w:t>
-      </w:r>
-      <w:r>
-        <w:t>ead</w:t>
+        <w:t>Head</w:t>
       </w:r>
       <w:r>
         <w:rPr>
@@ -1670,11 +1601,9 @@
         </w:rPr>
         <w:t>«</w:t>
       </w:r>
-      <w:proofErr w:type="spellStart"/>
       <w:r>
         <w:t>ls</w:t>
       </w:r>
-      <w:proofErr w:type="spellEnd"/>
       <w:r>
         <w:rPr>
           <w:lang w:val="ru-RU"/>
@@ -1693,11 +1622,9 @@
         </w:rPr>
         <w:t>«</w:t>
       </w:r>
-      <w:proofErr w:type="spellStart"/>
       <w:r>
         <w:t>grep</w:t>
       </w:r>
-      <w:proofErr w:type="spellEnd"/>
       <w:r>
         <w:rPr>
           <w:lang w:val="ru-RU"/>
@@ -1737,11 +1664,9 @@
         </w:rPr>
         <w:t>«</w:t>
       </w:r>
-      <w:proofErr w:type="spellStart"/>
       <w:r>
         <w:t>cp</w:t>
       </w:r>
-      <w:proofErr w:type="spellEnd"/>
       <w:r>
         <w:rPr>
           <w:lang w:val="ru-RU"/>
@@ -1769,11 +1694,9 @@
         </w:rPr>
         <w:t>«</w:t>
       </w:r>
-      <w:proofErr w:type="spellStart"/>
       <w:r>
         <w:t>rm</w:t>
       </w:r>
-      <w:proofErr w:type="spellEnd"/>
       <w:r>
         <w:rPr>
           <w:lang w:val="ru-RU"/>
@@ -2000,8 +1923,8 @@
 </file>
 
 <file path=word/numbering.xml><?xml version="1.0" encoding="utf-8"?>
-<w:numbering xmlns:wpc="http://schemas.microsoft.com/office/word/2010/wordprocessingCanvas" xmlns:mc="http://schemas.openxmlformats.org/markup-compatibility/2006" xmlns:o="urn:schemas-microsoft-com:office:office" xmlns:r="http://schemas.openxmlformats.org/officeDocument/2006/relationships" xmlns:m="http://schemas.openxmlformats.org/officeDocument/2006/math" xmlns:v="urn:schemas-microsoft-com:vml" xmlns:wp14="http://schemas.microsoft.com/office/word/2010/wordprocessingDrawing" xmlns:wp="http://schemas.openxmlformats.org/drawingml/2006/wordprocessingDrawing" xmlns:w10="urn:schemas-microsoft-com:office:word" xmlns:w="http://schemas.openxmlformats.org/wordprocessingml/2006/main" xmlns:w14="http://schemas.microsoft.com/office/word/2010/wordml" xmlns:w15="http://schemas.microsoft.com/office/word/2012/wordml" xmlns:wpg="http://schemas.microsoft.com/office/word/2010/wordprocessingGroup" xmlns:wpi="http://schemas.microsoft.com/office/word/2010/wordprocessingInk" xmlns:wne="http://schemas.microsoft.com/office/word/2006/wordml" xmlns:wps="http://schemas.microsoft.com/office/word/2010/wordprocessingShape" mc:Ignorable="w14 w15 wp14">
-  <w:abstractNum w:abstractNumId="0">
+<w:numbering xmlns:wpc="http://schemas.microsoft.com/office/word/2010/wordprocessingCanvas" xmlns:cx="http://schemas.microsoft.com/office/drawing/2014/chartex" xmlns:cx1="http://schemas.microsoft.com/office/drawing/2015/9/8/chartex" xmlns:cx2="http://schemas.microsoft.com/office/drawing/2015/10/21/chartex" xmlns:cx3="http://schemas.microsoft.com/office/drawing/2016/5/9/chartex" xmlns:cx4="http://schemas.microsoft.com/office/drawing/2016/5/10/chartex" xmlns:cx5="http://schemas.microsoft.com/office/drawing/2016/5/11/chartex" xmlns:cx6="http://schemas.microsoft.com/office/drawing/2016/5/12/chartex" xmlns:cx7="http://schemas.microsoft.com/office/drawing/2016/5/13/chartex" xmlns:cx8="http://schemas.microsoft.com/office/drawing/2016/5/14/chartex" xmlns:mc="http://schemas.openxmlformats.org/markup-compatibility/2006" xmlns:aink="http://schemas.microsoft.com/office/drawing/2016/ink" xmlns:am3d="http://schemas.microsoft.com/office/drawing/2017/model3d" xmlns:o="urn:schemas-microsoft-com:office:office" xmlns:oel="http://schemas.microsoft.com/office/2019/extlst" xmlns:r="http://schemas.openxmlformats.org/officeDocument/2006/relationships" xmlns:m="http://schemas.openxmlformats.org/officeDocument/2006/math" xmlns:v="urn:schemas-microsoft-com:vml" xmlns:wp14="http://schemas.microsoft.com/office/word/2010/wordprocessingDrawing" xmlns:wp="http://schemas.openxmlformats.org/drawingml/2006/wordprocessingDrawing" xmlns:w10="urn:schemas-microsoft-com:office:word" xmlns:w="http://schemas.openxmlformats.org/wordprocessingml/2006/main" xmlns:w14="http://schemas.microsoft.com/office/word/2010/wordml" xmlns:w15="http://schemas.microsoft.com/office/word/2012/wordml" xmlns:w16cex="http://schemas.microsoft.com/office/word/2018/wordml/cex" xmlns:w16cid="http://schemas.microsoft.com/office/word/2016/wordml/cid" xmlns:w16="http://schemas.microsoft.com/office/word/2018/wordml" xmlns:w16du="http://schemas.microsoft.com/office/word/2023/wordml/word16du" xmlns:w16sdtdh="http://schemas.microsoft.com/office/word/2020/wordml/sdtdatahash" xmlns:w16sdtfl="http://schemas.microsoft.com/office/word/2024/wordml/sdtformatlock" xmlns:w16se="http://schemas.microsoft.com/office/word/2015/wordml/symex" xmlns:wpg="http://schemas.microsoft.com/office/word/2010/wordprocessingGroup" xmlns:wpi="http://schemas.microsoft.com/office/word/2010/wordprocessingInk" xmlns:wne="http://schemas.microsoft.com/office/word/2006/wordml" xmlns:wps="http://schemas.microsoft.com/office/word/2010/wordprocessingShape" mc:Ignorable="w14 w15 w16se w16cid w16 w16cex w16sdtdh w16sdtfl w16du wp14">
+  <w:abstractNum w:abstractNumId="0" w15:restartNumberingAfterBreak="0">
     <w:nsid w:val="3C9137A2"/>
     <w:multiLevelType w:val="hybridMultilevel"/>
     <w:tmpl w:val="1EF282FC"/>
@@ -2087,14 +2010,14 @@
       </w:pPr>
     </w:lvl>
   </w:abstractNum>
-  <w:num w:numId="1">
+  <w:num w:numId="1" w16cid:durableId="299968642">
     <w:abstractNumId w:val="0"/>
   </w:num>
 </w:numbering>
 </file>
 
 <file path=word/styles.xml><?xml version="1.0" encoding="utf-8"?>
-<w:styles xmlns:mc="http://schemas.openxmlformats.org/markup-compatibility/2006" xmlns:r="http://schemas.openxmlformats.org/officeDocument/2006/relationships" xmlns:w="http://schemas.openxmlformats.org/wordprocessingml/2006/main" xmlns:w14="http://schemas.microsoft.com/office/word/2010/wordml" xmlns:w15="http://schemas.microsoft.com/office/word/2012/wordml" mc:Ignorable="w14 w15">
+<w:styles xmlns:mc="http://schemas.openxmlformats.org/markup-compatibility/2006" xmlns:r="http://schemas.openxmlformats.org/officeDocument/2006/relationships" xmlns:w="http://schemas.openxmlformats.org/wordprocessingml/2006/main" xmlns:w14="http://schemas.microsoft.com/office/word/2010/wordml" xmlns:w15="http://schemas.microsoft.com/office/word/2012/wordml" xmlns:w16cex="http://schemas.microsoft.com/office/word/2018/wordml/cex" xmlns:w16cid="http://schemas.microsoft.com/office/word/2016/wordml/cid" xmlns:w16="http://schemas.microsoft.com/office/word/2018/wordml" xmlns:w16du="http://schemas.microsoft.com/office/word/2023/wordml/word16du" xmlns:w16sdtdh="http://schemas.microsoft.com/office/word/2020/wordml/sdtdatahash" xmlns:w16sdtfl="http://schemas.microsoft.com/office/word/2024/wordml/sdtformatlock" xmlns:w16se="http://schemas.microsoft.com/office/word/2015/wordml/symex" mc:Ignorable="w14 w15 w16se w16cid w16 w16cex w16sdtdh w16sdtfl w16du">
   <w:docDefaults>
     <w:rPrDefault>
       <w:rPr>
@@ -2104,7 +2027,7 @@
     </w:rPrDefault>
     <w:pPrDefault/>
   </w:docDefaults>
-  <w:latentStyles w:defLockedState="0" w:defUIPriority="0" w:defSemiHidden="0" w:defUnhideWhenUsed="0" w:defQFormat="0" w:count="371">
+  <w:latentStyles w:defLockedState="0" w:defUIPriority="0" w:defSemiHidden="0" w:defUnhideWhenUsed="0" w:defQFormat="0" w:count="376">
     <w:lsdException w:name="Normal" w:qFormat="1"/>
     <w:lsdException w:name="heading 1" w:qFormat="1"/>
     <w:lsdException w:name="heading 2" w:semiHidden="1" w:unhideWhenUsed="1" w:qFormat="1"/>
@@ -2386,6 +2309,11 @@
     <w:lsdException w:name="List Table 5 Dark Accent 6" w:uiPriority="50"/>
     <w:lsdException w:name="List Table 6 Colorful Accent 6" w:uiPriority="51"/>
     <w:lsdException w:name="List Table 7 Colorful Accent 6" w:uiPriority="52"/>
+    <w:lsdException w:name="Mention" w:semiHidden="1" w:uiPriority="99" w:unhideWhenUsed="1"/>
+    <w:lsdException w:name="Smart Hyperlink" w:semiHidden="1" w:uiPriority="99" w:unhideWhenUsed="1"/>
+    <w:lsdException w:name="Hashtag" w:semiHidden="1" w:uiPriority="99" w:unhideWhenUsed="1"/>
+    <w:lsdException w:name="Unresolved Mention" w:semiHidden="1" w:uiPriority="99" w:unhideWhenUsed="1"/>
+    <w:lsdException w:name="Smart Link" w:semiHidden="1" w:uiPriority="99" w:unhideWhenUsed="1"/>
   </w:latentStyles>
   <w:style w:type="paragraph" w:default="1" w:styleId="a">
     <w:name w:val="Normal"/>

--- a/Lab_03/Lab_03 Linuha.docx
+++ b/Lab_03/Lab_03 Linuha.docx
@@ -59,6 +59,7 @@
           <w:noProof/>
           <w:lang w:val="ru-RU" w:eastAsia="ru-RU"/>
         </w:rPr>
+        <w:lastRenderedPageBreak/>
         <w:drawing>
           <wp:inline distT="0" distB="0" distL="0" distR="0" wp14:anchorId="0165C932" wp14:editId="1A71CADD">
             <wp:extent cx="5274310" cy="4322856"/>
@@ -102,27 +103,16 @@
           </wp:inline>
         </w:drawing>
       </w:r>
-    </w:p>
-    <w:p>
-      <w:pPr>
+      <w:r>
         <w:rPr>
           <w:noProof/>
           <w:lang w:val="ru-RU" w:eastAsia="ru-RU"/>
         </w:rPr>
-      </w:pPr>
-    </w:p>
-    <w:p>
-      <w:r>
-        <w:rPr>
-          <w:noProof/>
-          <w:lang w:val="ru-RU" w:eastAsia="ru-RU"/>
-        </w:rPr>
-        <w:lastRenderedPageBreak/>
         <w:drawing>
-          <wp:inline distT="0" distB="0" distL="0" distR="0" wp14:anchorId="1A06B2C8" wp14:editId="18F61DFE">
-            <wp:extent cx="5274310" cy="4311883"/>
+          <wp:inline distT="0" distB="0" distL="0" distR="0" wp14:anchorId="79FC0C74" wp14:editId="77884E10">
+            <wp:extent cx="5274310" cy="3506470"/>
             <wp:effectExtent l="0" t="0" r="2540" b="0"/>
-            <wp:docPr id="6" name="Рисунок 6"/>
+            <wp:docPr id="7" name="Рисунок 7"/>
             <wp:cNvGraphicFramePr>
               <a:graphicFrameLocks xmlns:a="http://schemas.openxmlformats.org/drawingml/2006/main" noChangeAspect="1"/>
             </wp:cNvGraphicFramePr>
@@ -133,27 +123,20 @@
                     <pic:cNvPr id="1" name=""/>
                     <pic:cNvPicPr/>
                   </pic:nvPicPr>
-                  <pic:blipFill rotWithShape="1">
+                  <pic:blipFill>
                     <a:blip r:embed="rId7"/>
-                    <a:srcRect t="3533"/>
-                    <a:stretch/>
+                    <a:stretch>
+                      <a:fillRect/>
+                    </a:stretch>
                   </pic:blipFill>
-                  <pic:spPr bwMode="auto">
+                  <pic:spPr>
                     <a:xfrm>
                       <a:off x="0" y="0"/>
-                      <a:ext cx="5274310" cy="4311883"/>
+                      <a:ext cx="5274310" cy="3506470"/>
                     </a:xfrm>
                     <a:prstGeom prst="rect">
                       <a:avLst/>
                     </a:prstGeom>
-                    <a:ln>
-                      <a:noFill/>
-                    </a:ln>
-                    <a:extLst>
-                      <a:ext uri="{53640926-AAD7-44D8-BBD7-CCE9431645EC}">
-                        <a14:shadowObscured xmlns:a14="http://schemas.microsoft.com/office/drawing/2010/main"/>
-                      </a:ext>
-                    </a:extLst>
                   </pic:spPr>
                 </pic:pic>
               </a:graphicData>
@@ -163,16 +146,77 @@
       </w:r>
     </w:p>
     <w:p>
+      <w:pPr>
+        <w:rPr>
+          <w:lang w:val="ru-RU"/>
+        </w:rPr>
+      </w:pPr>
+    </w:p>
+    <w:p>
+      <w:pPr>
+        <w:rPr>
+          <w:lang w:val="ru-RU"/>
+        </w:rPr>
+      </w:pPr>
+    </w:p>
+    <w:p>
+      <w:pPr>
+        <w:rPr>
+          <w:lang w:val="ru-RU"/>
+        </w:rPr>
+      </w:pPr>
+    </w:p>
+    <w:p>
+      <w:pPr>
+        <w:rPr>
+          <w:lang w:val="ru-RU"/>
+        </w:rPr>
+      </w:pPr>
+    </w:p>
+    <w:p>
+      <w:pPr>
+        <w:rPr>
+          <w:lang w:val="ru-RU"/>
+        </w:rPr>
+      </w:pPr>
+    </w:p>
+    <w:p>
+      <w:pPr>
+        <w:rPr>
+          <w:lang w:val="ru-RU"/>
+        </w:rPr>
+      </w:pPr>
+    </w:p>
+    <w:p>
+      <w:pPr>
+        <w:rPr>
+          <w:lang w:val="ru-RU"/>
+        </w:rPr>
+      </w:pPr>
+      <w:r>
+        <w:rPr>
+          <w:lang w:val="ru-RU"/>
+        </w:rPr>
+        <w:lastRenderedPageBreak/>
+        <w:t>Задание 3:</w:t>
+      </w:r>
+    </w:p>
+    <w:p>
+      <w:pPr>
+        <w:rPr>
+          <w:lang w:val="ru-RU"/>
+        </w:rPr>
+      </w:pPr>
       <w:r>
         <w:rPr>
           <w:noProof/>
           <w:lang w:val="ru-RU" w:eastAsia="ru-RU"/>
         </w:rPr>
         <w:drawing>
-          <wp:inline distT="0" distB="0" distL="0" distR="0" wp14:anchorId="79FC0C74" wp14:editId="77884E10">
-            <wp:extent cx="5274310" cy="3506470"/>
-            <wp:effectExtent l="0" t="0" r="2540" b="0"/>
-            <wp:docPr id="7" name="Рисунок 7"/>
+          <wp:inline distT="0" distB="0" distL="0" distR="0" wp14:anchorId="5E69BAB6" wp14:editId="288DB8F7">
+            <wp:extent cx="5274310" cy="1767254"/>
+            <wp:effectExtent l="0" t="0" r="2540" b="4445"/>
+            <wp:docPr id="8" name="Рисунок 8"/>
             <wp:cNvGraphicFramePr>
               <a:graphicFrameLocks xmlns:a="http://schemas.openxmlformats.org/drawingml/2006/main" noChangeAspect="1"/>
             </wp:cNvGraphicFramePr>
@@ -192,7 +236,7 @@
                   <pic:spPr>
                     <a:xfrm>
                       <a:off x="0" y="0"/>
-                      <a:ext cx="5274310" cy="3506470"/>
+                      <a:ext cx="5276220" cy="1767894"/>
                     </a:xfrm>
                     <a:prstGeom prst="rect">
                       <a:avLst/>
@@ -211,72 +255,16 @@
           <w:lang w:val="ru-RU"/>
         </w:rPr>
       </w:pPr>
-    </w:p>
-    <w:p>
-      <w:pPr>
-        <w:rPr>
-          <w:lang w:val="ru-RU"/>
-        </w:rPr>
-      </w:pPr>
-    </w:p>
-    <w:p>
-      <w:pPr>
-        <w:rPr>
-          <w:lang w:val="ru-RU"/>
-        </w:rPr>
-      </w:pPr>
-    </w:p>
-    <w:p>
-      <w:pPr>
-        <w:rPr>
-          <w:lang w:val="ru-RU"/>
-        </w:rPr>
-      </w:pPr>
-    </w:p>
-    <w:p>
-      <w:pPr>
-        <w:rPr>
-          <w:lang w:val="ru-RU"/>
-        </w:rPr>
-      </w:pPr>
-    </w:p>
-    <w:p>
-      <w:pPr>
-        <w:rPr>
-          <w:lang w:val="ru-RU"/>
-        </w:rPr>
-      </w:pPr>
-    </w:p>
-    <w:p>
-      <w:pPr>
-        <w:rPr>
-          <w:lang w:val="ru-RU"/>
-        </w:rPr>
-      </w:pPr>
-      <w:r>
-        <w:rPr>
-          <w:lang w:val="ru-RU"/>
-        </w:rPr>
-        <w:lastRenderedPageBreak/>
-        <w:t>Задание 3:</w:t>
-      </w:r>
-    </w:p>
-    <w:p>
-      <w:pPr>
-        <w:rPr>
-          <w:lang w:val="ru-RU"/>
-        </w:rPr>
-      </w:pPr>
       <w:r>
         <w:rPr>
           <w:noProof/>
           <w:lang w:val="ru-RU" w:eastAsia="ru-RU"/>
         </w:rPr>
         <w:drawing>
-          <wp:inline distT="0" distB="0" distL="0" distR="0" wp14:anchorId="5E69BAB6" wp14:editId="288DB8F7">
-            <wp:extent cx="5274310" cy="1767254"/>
-            <wp:effectExtent l="0" t="0" r="2540" b="4445"/>
-            <wp:docPr id="8" name="Рисунок 8"/>
+          <wp:inline distT="0" distB="0" distL="0" distR="0" wp14:anchorId="4D593F0C" wp14:editId="591B5DA6">
+            <wp:extent cx="5274310" cy="899160"/>
+            <wp:effectExtent l="0" t="0" r="2540" b="0"/>
+            <wp:docPr id="9" name="Рисунок 9"/>
             <wp:cNvGraphicFramePr>
               <a:graphicFrameLocks xmlns:a="http://schemas.openxmlformats.org/drawingml/2006/main" noChangeAspect="1"/>
             </wp:cNvGraphicFramePr>
@@ -296,7 +284,7 @@
                   <pic:spPr>
                     <a:xfrm>
                       <a:off x="0" y="0"/>
-                      <a:ext cx="5276220" cy="1767894"/>
+                      <a:ext cx="5274310" cy="899160"/>
                     </a:xfrm>
                     <a:prstGeom prst="rect">
                       <a:avLst/>
@@ -321,10 +309,10 @@
           <w:lang w:val="ru-RU" w:eastAsia="ru-RU"/>
         </w:rPr>
         <w:drawing>
-          <wp:inline distT="0" distB="0" distL="0" distR="0" wp14:anchorId="4D593F0C" wp14:editId="591B5DA6">
-            <wp:extent cx="5274310" cy="899160"/>
-            <wp:effectExtent l="0" t="0" r="2540" b="0"/>
-            <wp:docPr id="9" name="Рисунок 9"/>
+          <wp:inline distT="0" distB="0" distL="0" distR="0" wp14:anchorId="03CF60C2" wp14:editId="1A542984">
+            <wp:extent cx="5274310" cy="1236345"/>
+            <wp:effectExtent l="0" t="0" r="2540" b="1905"/>
+            <wp:docPr id="10" name="Рисунок 10"/>
             <wp:cNvGraphicFramePr>
               <a:graphicFrameLocks xmlns:a="http://schemas.openxmlformats.org/drawingml/2006/main" noChangeAspect="1"/>
             </wp:cNvGraphicFramePr>
@@ -344,54 +332,6 @@
                   <pic:spPr>
                     <a:xfrm>
                       <a:off x="0" y="0"/>
-                      <a:ext cx="5274310" cy="899160"/>
-                    </a:xfrm>
-                    <a:prstGeom prst="rect">
-                      <a:avLst/>
-                    </a:prstGeom>
-                  </pic:spPr>
-                </pic:pic>
-              </a:graphicData>
-            </a:graphic>
-          </wp:inline>
-        </w:drawing>
-      </w:r>
-    </w:p>
-    <w:p>
-      <w:pPr>
-        <w:rPr>
-          <w:lang w:val="ru-RU"/>
-        </w:rPr>
-      </w:pPr>
-      <w:r>
-        <w:rPr>
-          <w:noProof/>
-          <w:lang w:val="ru-RU" w:eastAsia="ru-RU"/>
-        </w:rPr>
-        <w:drawing>
-          <wp:inline distT="0" distB="0" distL="0" distR="0" wp14:anchorId="03CF60C2" wp14:editId="1A542984">
-            <wp:extent cx="5274310" cy="1236345"/>
-            <wp:effectExtent l="0" t="0" r="2540" b="1905"/>
-            <wp:docPr id="10" name="Рисунок 10"/>
-            <wp:cNvGraphicFramePr>
-              <a:graphicFrameLocks xmlns:a="http://schemas.openxmlformats.org/drawingml/2006/main" noChangeAspect="1"/>
-            </wp:cNvGraphicFramePr>
-            <a:graphic xmlns:a="http://schemas.openxmlformats.org/drawingml/2006/main">
-              <a:graphicData uri="http://schemas.openxmlformats.org/drawingml/2006/picture">
-                <pic:pic xmlns:pic="http://schemas.openxmlformats.org/drawingml/2006/picture">
-                  <pic:nvPicPr>
-                    <pic:cNvPr id="1" name=""/>
-                    <pic:cNvPicPr/>
-                  </pic:nvPicPr>
-                  <pic:blipFill>
-                    <a:blip r:embed="rId11"/>
-                    <a:stretch>
-                      <a:fillRect/>
-                    </a:stretch>
-                  </pic:blipFill>
-                  <pic:spPr>
-                    <a:xfrm>
-                      <a:off x="0" y="0"/>
                       <a:ext cx="5274310" cy="1236345"/>
                     </a:xfrm>
                     <a:prstGeom prst="rect">
@@ -432,7 +372,7 @@
                     <pic:cNvPicPr/>
                   </pic:nvPicPr>
                   <pic:blipFill rotWithShape="1">
-                    <a:blip r:embed="rId12"/>
+                    <a:blip r:embed="rId11"/>
                     <a:srcRect b="22636"/>
                     <a:stretch/>
                   </pic:blipFill>
@@ -487,7 +427,7 @@
                     <pic:cNvPicPr/>
                   </pic:nvPicPr>
                   <pic:blipFill>
-                    <a:blip r:embed="rId13"/>
+                    <a:blip r:embed="rId12"/>
                     <a:stretch>
                       <a:fillRect/>
                     </a:stretch>
@@ -531,6 +471,54 @@
             <wp:extent cx="5274310" cy="901065"/>
             <wp:effectExtent l="0" t="0" r="2540" b="0"/>
             <wp:docPr id="13" name="Рисунок 13"/>
+            <wp:cNvGraphicFramePr>
+              <a:graphicFrameLocks xmlns:a="http://schemas.openxmlformats.org/drawingml/2006/main" noChangeAspect="1"/>
+            </wp:cNvGraphicFramePr>
+            <a:graphic xmlns:a="http://schemas.openxmlformats.org/drawingml/2006/main">
+              <a:graphicData uri="http://schemas.openxmlformats.org/drawingml/2006/picture">
+                <pic:pic xmlns:pic="http://schemas.openxmlformats.org/drawingml/2006/picture">
+                  <pic:nvPicPr>
+                    <pic:cNvPr id="1" name=""/>
+                    <pic:cNvPicPr/>
+                  </pic:nvPicPr>
+                  <pic:blipFill>
+                    <a:blip r:embed="rId13"/>
+                    <a:stretch>
+                      <a:fillRect/>
+                    </a:stretch>
+                  </pic:blipFill>
+                  <pic:spPr>
+                    <a:xfrm>
+                      <a:off x="0" y="0"/>
+                      <a:ext cx="5274310" cy="901065"/>
+                    </a:xfrm>
+                    <a:prstGeom prst="rect">
+                      <a:avLst/>
+                    </a:prstGeom>
+                  </pic:spPr>
+                </pic:pic>
+              </a:graphicData>
+            </a:graphic>
+          </wp:inline>
+        </w:drawing>
+      </w:r>
+    </w:p>
+    <w:p>
+      <w:pPr>
+        <w:rPr>
+          <w:lang w:val="ru-RU"/>
+        </w:rPr>
+      </w:pPr>
+      <w:r>
+        <w:rPr>
+          <w:noProof/>
+          <w:lang w:val="ru-RU" w:eastAsia="ru-RU"/>
+        </w:rPr>
+        <w:drawing>
+          <wp:inline distT="0" distB="0" distL="0" distR="0" wp14:anchorId="60B93987" wp14:editId="2525D3CD">
+            <wp:extent cx="5274310" cy="154305"/>
+            <wp:effectExtent l="0" t="0" r="2540" b="0"/>
+            <wp:docPr id="14" name="Рисунок 14"/>
             <wp:cNvGraphicFramePr>
               <a:graphicFrameLocks xmlns:a="http://schemas.openxmlformats.org/drawingml/2006/main" noChangeAspect="1"/>
             </wp:cNvGraphicFramePr>
@@ -550,7 +538,7 @@
                   <pic:spPr>
                     <a:xfrm>
                       <a:off x="0" y="0"/>
-                      <a:ext cx="5274310" cy="901065"/>
+                      <a:ext cx="5274310" cy="154305"/>
                     </a:xfrm>
                     <a:prstGeom prst="rect">
                       <a:avLst/>
@@ -569,16 +557,18 @@
           <w:lang w:val="ru-RU"/>
         </w:rPr>
       </w:pPr>
+    </w:p>
+    <w:p>
       <w:r>
         <w:rPr>
           <w:noProof/>
           <w:lang w:val="ru-RU" w:eastAsia="ru-RU"/>
         </w:rPr>
         <w:drawing>
-          <wp:inline distT="0" distB="0" distL="0" distR="0" wp14:anchorId="60B93987" wp14:editId="2525D3CD">
-            <wp:extent cx="5274310" cy="154305"/>
+          <wp:inline distT="0" distB="0" distL="0" distR="0" wp14:anchorId="57E2961B" wp14:editId="60FA6E9B">
+            <wp:extent cx="5274310" cy="1314450"/>
             <wp:effectExtent l="0" t="0" r="2540" b="0"/>
-            <wp:docPr id="14" name="Рисунок 14"/>
+            <wp:docPr id="15" name="Рисунок 15"/>
             <wp:cNvGraphicFramePr>
               <a:graphicFrameLocks xmlns:a="http://schemas.openxmlformats.org/drawingml/2006/main" noChangeAspect="1"/>
             </wp:cNvGraphicFramePr>
@@ -598,7 +588,7 @@
                   <pic:spPr>
                     <a:xfrm>
                       <a:off x="0" y="0"/>
-                      <a:ext cx="5274310" cy="154305"/>
+                      <a:ext cx="5274310" cy="1314450"/>
                     </a:xfrm>
                     <a:prstGeom prst="rect">
                       <a:avLst/>
@@ -612,23 +602,16 @@
       </w:r>
     </w:p>
     <w:p>
-      <w:pPr>
-        <w:rPr>
-          <w:lang w:val="ru-RU"/>
-        </w:rPr>
-      </w:pPr>
-    </w:p>
-    <w:p>
       <w:r>
         <w:rPr>
           <w:noProof/>
           <w:lang w:val="ru-RU" w:eastAsia="ru-RU"/>
         </w:rPr>
         <w:drawing>
-          <wp:inline distT="0" distB="0" distL="0" distR="0" wp14:anchorId="57E2961B" wp14:editId="60FA6E9B">
-            <wp:extent cx="5274310" cy="1314450"/>
-            <wp:effectExtent l="0" t="0" r="2540" b="0"/>
-            <wp:docPr id="15" name="Рисунок 15"/>
+          <wp:inline distT="0" distB="0" distL="0" distR="0" wp14:anchorId="35C6BD88" wp14:editId="3C1B7B6E">
+            <wp:extent cx="5274310" cy="1363345"/>
+            <wp:effectExtent l="0" t="0" r="2540" b="8255"/>
+            <wp:docPr id="16" name="Рисунок 16"/>
             <wp:cNvGraphicFramePr>
               <a:graphicFrameLocks xmlns:a="http://schemas.openxmlformats.org/drawingml/2006/main" noChangeAspect="1"/>
             </wp:cNvGraphicFramePr>
@@ -648,7 +631,7 @@
                   <pic:spPr>
                     <a:xfrm>
                       <a:off x="0" y="0"/>
-                      <a:ext cx="5274310" cy="1314450"/>
+                      <a:ext cx="5274310" cy="1363345"/>
                     </a:xfrm>
                     <a:prstGeom prst="rect">
                       <a:avLst/>
@@ -667,11 +650,12 @@
           <w:noProof/>
           <w:lang w:val="ru-RU" w:eastAsia="ru-RU"/>
         </w:rPr>
+        <w:lastRenderedPageBreak/>
         <w:drawing>
-          <wp:inline distT="0" distB="0" distL="0" distR="0" wp14:anchorId="35C6BD88" wp14:editId="3C1B7B6E">
-            <wp:extent cx="5274310" cy="1363345"/>
-            <wp:effectExtent l="0" t="0" r="2540" b="8255"/>
-            <wp:docPr id="16" name="Рисунок 16"/>
+          <wp:inline distT="0" distB="0" distL="0" distR="0" wp14:anchorId="3E0665B9" wp14:editId="1B9C3E74">
+            <wp:extent cx="5274310" cy="1717675"/>
+            <wp:effectExtent l="0" t="0" r="2540" b="0"/>
+            <wp:docPr id="17" name="Рисунок 17"/>
             <wp:cNvGraphicFramePr>
               <a:graphicFrameLocks xmlns:a="http://schemas.openxmlformats.org/drawingml/2006/main" noChangeAspect="1"/>
             </wp:cNvGraphicFramePr>
@@ -691,7 +675,7 @@
                   <pic:spPr>
                     <a:xfrm>
                       <a:off x="0" y="0"/>
-                      <a:ext cx="5274310" cy="1363345"/>
+                      <a:ext cx="5274310" cy="1717675"/>
                     </a:xfrm>
                     <a:prstGeom prst="rect">
                       <a:avLst/>
@@ -710,12 +694,11 @@
           <w:noProof/>
           <w:lang w:val="ru-RU" w:eastAsia="ru-RU"/>
         </w:rPr>
-        <w:lastRenderedPageBreak/>
         <w:drawing>
-          <wp:inline distT="0" distB="0" distL="0" distR="0" wp14:anchorId="3E0665B9" wp14:editId="1B9C3E74">
-            <wp:extent cx="5274310" cy="1717675"/>
+          <wp:inline distT="0" distB="0" distL="0" distR="0" wp14:anchorId="562175C7" wp14:editId="09D683FF">
+            <wp:extent cx="5274310" cy="2193290"/>
             <wp:effectExtent l="0" t="0" r="2540" b="0"/>
-            <wp:docPr id="17" name="Рисунок 17"/>
+            <wp:docPr id="18" name="Рисунок 18"/>
             <wp:cNvGraphicFramePr>
               <a:graphicFrameLocks xmlns:a="http://schemas.openxmlformats.org/drawingml/2006/main" noChangeAspect="1"/>
             </wp:cNvGraphicFramePr>
@@ -735,7 +718,7 @@
                   <pic:spPr>
                     <a:xfrm>
                       <a:off x="0" y="0"/>
-                      <a:ext cx="5274310" cy="1717675"/>
+                      <a:ext cx="5274310" cy="2193290"/>
                     </a:xfrm>
                     <a:prstGeom prst="rect">
                       <a:avLst/>
@@ -755,10 +738,10 @@
           <w:lang w:val="ru-RU" w:eastAsia="ru-RU"/>
         </w:rPr>
         <w:drawing>
-          <wp:inline distT="0" distB="0" distL="0" distR="0" wp14:anchorId="562175C7" wp14:editId="09D683FF">
-            <wp:extent cx="5274310" cy="2193290"/>
-            <wp:effectExtent l="0" t="0" r="2540" b="0"/>
-            <wp:docPr id="18" name="Рисунок 18"/>
+          <wp:inline distT="0" distB="0" distL="0" distR="0" wp14:anchorId="5801EBEF" wp14:editId="4C74AFCF">
+            <wp:extent cx="5274310" cy="2890520"/>
+            <wp:effectExtent l="0" t="0" r="2540" b="5080"/>
+            <wp:docPr id="19" name="Рисунок 19"/>
             <wp:cNvGraphicFramePr>
               <a:graphicFrameLocks xmlns:a="http://schemas.openxmlformats.org/drawingml/2006/main" noChangeAspect="1"/>
             </wp:cNvGraphicFramePr>
@@ -778,7 +761,7 @@
                   <pic:spPr>
                     <a:xfrm>
                       <a:off x="0" y="0"/>
-                      <a:ext cx="5274310" cy="2193290"/>
+                      <a:ext cx="5274310" cy="2890520"/>
                     </a:xfrm>
                     <a:prstGeom prst="rect">
                       <a:avLst/>
@@ -797,11 +780,12 @@
           <w:noProof/>
           <w:lang w:val="ru-RU" w:eastAsia="ru-RU"/>
         </w:rPr>
+        <w:lastRenderedPageBreak/>
         <w:drawing>
-          <wp:inline distT="0" distB="0" distL="0" distR="0" wp14:anchorId="5801EBEF" wp14:editId="4C74AFCF">
-            <wp:extent cx="5274310" cy="2890520"/>
-            <wp:effectExtent l="0" t="0" r="2540" b="5080"/>
-            <wp:docPr id="19" name="Рисунок 19"/>
+          <wp:inline distT="0" distB="0" distL="0" distR="0" wp14:anchorId="3C384DF2" wp14:editId="2B875D01">
+            <wp:extent cx="5274310" cy="2127250"/>
+            <wp:effectExtent l="0" t="0" r="2540" b="6350"/>
+            <wp:docPr id="20" name="Рисунок 20"/>
             <wp:cNvGraphicFramePr>
               <a:graphicFrameLocks xmlns:a="http://schemas.openxmlformats.org/drawingml/2006/main" noChangeAspect="1"/>
             </wp:cNvGraphicFramePr>
@@ -821,7 +805,7 @@
                   <pic:spPr>
                     <a:xfrm>
                       <a:off x="0" y="0"/>
-                      <a:ext cx="5274310" cy="2890520"/>
+                      <a:ext cx="5274310" cy="2127250"/>
                     </a:xfrm>
                     <a:prstGeom prst="rect">
                       <a:avLst/>
@@ -840,12 +824,11 @@
           <w:noProof/>
           <w:lang w:val="ru-RU" w:eastAsia="ru-RU"/>
         </w:rPr>
-        <w:lastRenderedPageBreak/>
         <w:drawing>
-          <wp:inline distT="0" distB="0" distL="0" distR="0" wp14:anchorId="3C384DF2" wp14:editId="2B875D01">
-            <wp:extent cx="5274310" cy="2127250"/>
-            <wp:effectExtent l="0" t="0" r="2540" b="6350"/>
-            <wp:docPr id="20" name="Рисунок 20"/>
+          <wp:inline distT="0" distB="0" distL="0" distR="0" wp14:anchorId="2900E89F" wp14:editId="20F9D854">
+            <wp:extent cx="5274310" cy="2034540"/>
+            <wp:effectExtent l="0" t="0" r="2540" b="3810"/>
+            <wp:docPr id="21" name="Рисунок 21"/>
             <wp:cNvGraphicFramePr>
               <a:graphicFrameLocks xmlns:a="http://schemas.openxmlformats.org/drawingml/2006/main" noChangeAspect="1"/>
             </wp:cNvGraphicFramePr>
@@ -865,7 +848,7 @@
                   <pic:spPr>
                     <a:xfrm>
                       <a:off x="0" y="0"/>
-                      <a:ext cx="5274310" cy="2127250"/>
+                      <a:ext cx="5274310" cy="2034540"/>
                     </a:xfrm>
                     <a:prstGeom prst="rect">
                       <a:avLst/>
@@ -885,10 +868,10 @@
           <w:lang w:val="ru-RU" w:eastAsia="ru-RU"/>
         </w:rPr>
         <w:drawing>
-          <wp:inline distT="0" distB="0" distL="0" distR="0" wp14:anchorId="2900E89F" wp14:editId="20F9D854">
-            <wp:extent cx="5274310" cy="2034540"/>
-            <wp:effectExtent l="0" t="0" r="2540" b="3810"/>
-            <wp:docPr id="21" name="Рисунок 21"/>
+          <wp:inline distT="0" distB="0" distL="0" distR="0" wp14:anchorId="6CE5BC1A" wp14:editId="10B22D8F">
+            <wp:extent cx="5274310" cy="1907540"/>
+            <wp:effectExtent l="0" t="0" r="2540" b="0"/>
+            <wp:docPr id="22" name="Рисунок 22"/>
             <wp:cNvGraphicFramePr>
               <a:graphicFrameLocks xmlns:a="http://schemas.openxmlformats.org/drawingml/2006/main" noChangeAspect="1"/>
             </wp:cNvGraphicFramePr>
@@ -908,7 +891,7 @@
                   <pic:spPr>
                     <a:xfrm>
                       <a:off x="0" y="0"/>
-                      <a:ext cx="5274310" cy="2034540"/>
+                      <a:ext cx="5274310" cy="1907540"/>
                     </a:xfrm>
                     <a:prstGeom prst="rect">
                       <a:avLst/>
@@ -928,10 +911,10 @@
           <w:lang w:val="ru-RU" w:eastAsia="ru-RU"/>
         </w:rPr>
         <w:drawing>
-          <wp:inline distT="0" distB="0" distL="0" distR="0" wp14:anchorId="6CE5BC1A" wp14:editId="10B22D8F">
-            <wp:extent cx="5274310" cy="1907540"/>
+          <wp:inline distT="0" distB="0" distL="0" distR="0" wp14:anchorId="4A668968" wp14:editId="18945983">
+            <wp:extent cx="5274310" cy="2096135"/>
             <wp:effectExtent l="0" t="0" r="2540" b="0"/>
-            <wp:docPr id="22" name="Рисунок 22"/>
+            <wp:docPr id="23" name="Рисунок 23"/>
             <wp:cNvGraphicFramePr>
               <a:graphicFrameLocks xmlns:a="http://schemas.openxmlformats.org/drawingml/2006/main" noChangeAspect="1"/>
             </wp:cNvGraphicFramePr>
@@ -951,49 +934,6 @@
                   <pic:spPr>
                     <a:xfrm>
                       <a:off x="0" y="0"/>
-                      <a:ext cx="5274310" cy="1907540"/>
-                    </a:xfrm>
-                    <a:prstGeom prst="rect">
-                      <a:avLst/>
-                    </a:prstGeom>
-                  </pic:spPr>
-                </pic:pic>
-              </a:graphicData>
-            </a:graphic>
-          </wp:inline>
-        </w:drawing>
-      </w:r>
-    </w:p>
-    <w:p>
-      <w:r>
-        <w:rPr>
-          <w:noProof/>
-          <w:lang w:val="ru-RU" w:eastAsia="ru-RU"/>
-        </w:rPr>
-        <w:drawing>
-          <wp:inline distT="0" distB="0" distL="0" distR="0" wp14:anchorId="4A668968" wp14:editId="18945983">
-            <wp:extent cx="5274310" cy="2096135"/>
-            <wp:effectExtent l="0" t="0" r="2540" b="0"/>
-            <wp:docPr id="23" name="Рисунок 23"/>
-            <wp:cNvGraphicFramePr>
-              <a:graphicFrameLocks xmlns:a="http://schemas.openxmlformats.org/drawingml/2006/main" noChangeAspect="1"/>
-            </wp:cNvGraphicFramePr>
-            <a:graphic xmlns:a="http://schemas.openxmlformats.org/drawingml/2006/main">
-              <a:graphicData uri="http://schemas.openxmlformats.org/drawingml/2006/picture">
-                <pic:pic xmlns:pic="http://schemas.openxmlformats.org/drawingml/2006/picture">
-                  <pic:nvPicPr>
-                    <pic:cNvPr id="1" name=""/>
-                    <pic:cNvPicPr/>
-                  </pic:nvPicPr>
-                  <pic:blipFill>
-                    <a:blip r:embed="rId24"/>
-                    <a:stretch>
-                      <a:fillRect/>
-                    </a:stretch>
-                  </pic:blipFill>
-                  <pic:spPr>
-                    <a:xfrm>
-                      <a:off x="0" y="0"/>
                       <a:ext cx="5274310" cy="2096135"/>
                     </a:xfrm>
                     <a:prstGeom prst="rect">
@@ -1030,7 +970,7 @@
                     <pic:cNvPicPr/>
                   </pic:nvPicPr>
                   <pic:blipFill>
-                    <a:blip r:embed="rId25"/>
+                    <a:blip r:embed="rId24"/>
                     <a:stretch>
                       <a:fillRect/>
                     </a:stretch>
